--- a/KHBD_Tin_học/Tiền_tiểu_học/Tuần_04/KHBD_Tin_hoc_Tiền_tiểu_học_Tiet03_Em_ngoi_may_tinh_an_toan.docx
+++ b/KHBD_Tin_học/Tiền_tiểu_học/Tuần_04/KHBD_Tin_hoc_Tiền_tiểu_học_Tiet03_Em_ngoi_may_tinh_an_toan.docx
@@ -392,18 +392,29 @@
     </w:p>
     <w:p>
       <w:pPr>
-        <w:spacing w:line="319" w:lineRule="auto" w:after="60" w:before="0"/>
-        <w:ind w:firstLine="0" w:left="850"/>
+        <w:spacing w:line="276" w:lineRule="auto" w:after="0" w:before="0"/>
+        <w:ind w:left="850" w:firstLine="0"/>
         <w:jc w:val="both"/>
       </w:pPr>
       <w:r>
         <w:rPr>
-          <w:rFonts w:ascii="Times New Roman" w:hAnsi="Times New Roman" w:eastAsia="Times New Roman"/>
-          <w:b w:val="0"/>
-          <w:i w:val="0"/>
+          <w:rFonts w:ascii="Times New Roman" w:hAnsi="Times New Roman" w:cs="Times New Roman"/>
           <w:sz w:val="26"/>
         </w:rPr>
-        <w:t>- Miền V. Giải quyết vấn đề (thành tố 5.3. Sử dụng sáng tạo công nghệ số – Bậc 1): Sử dụng công cụ số để giải quyết vấn đề đơn giản trong bài học. (Đạt được thông qua Hoạt động 2, Hoạt động 3)</w:t>
+        <w:t>- 4.3.CB1a: Phân biệt được các cách thức đơn giản để tránh rủi ro và đe dọa đến sức khỏe thể chất và tinh thần khi sử dụng công nghệ số. (Thực hiện tư thế ngồi học máy tính đúng cách để bảo vệ thị lực và sức khỏe). (Đạt được thông qua Hoạt động 2, Hoạt động 3)</w:t>
+      </w:r>
+    </w:p>
+    <w:p>
+      <w:pPr>
+        <w:spacing w:after="0" w:line="276" w:lineRule="auto"/>
+        <w:ind w:left="850" w:firstLine="0"/>
+      </w:pPr>
+      <w:r>
+        <w:rPr>
+          <w:rFonts w:ascii="Times New Roman" w:hAnsi="Times New Roman" w:cs="Times New Roman"/>
+          <w:sz w:val="26"/>
+        </w:rPr>
+        <w:t>- 4.1.CB1a: Nhận biết được cách bảo vệ thiết bị và nội dung số một cách đơn giản. (Tuân thủ quy tắc an toàn điện và bảo vệ thiết bị trong phòng thực hành). (Đạt được thông qua Hoạt động 1, Hoạt động 4)</w:t>
       </w:r>
     </w:p>
     <w:p>
